--- a/Well-and-Good-Websites-Copy-Pass-2-2026-06-29.docx
+++ b/Well-and-Good-Websites-Copy-Pass-2-2026-06-29.docx
@@ -8,7 +8,7 @@
           <w:b/>
           <w:sz w:val="48"/>
         </w:rPr>
-        <w:t>Well and Good Websites — Copy Pass #2</w:t>
+        <w:t>Well and Good Websites: Copy Pass #2</w:t>
       </w:r>
     </w:p>
     <w:p>
@@ -17,7 +17,7 @@
           <w:i/>
           <w:color w:val="555555"/>
         </w:rPr>
-        <w:t>Fresh pull of the live site, 2026-06-29. Copywriting pass first, then CRO pass — as requested. The site has clearly absorbed the last round: outcome-led H1, the 24-hour guarantee, Frank's testimonial with a real result, the About-Matt block, and the Jetta Grove proof are all live. So this is a refinement pass, not a rebuild.</w:t>
+        <w:t>Fresh pull of the live site, 2026-06-29. Copywriting pass first, then CRO pass, as requested. The site has clearly absorbed the last round: outcome-led H1, the 24-hour guarantee, Frank's testimonial with a real result, the About-Matt block, and the Jetta Grove proof are all live. So this is a refinement pass, not a rebuild.</w:t>
       </w:r>
     </w:p>
     <w:p>
@@ -25,7 +25,7 @@
         <w:pStyle w:val="Heading2"/>
       </w:pPr>
       <w:r>
-        <w:t>Already shipped since last pass (good — leave these)</w:t>
+        <w:t>Already shipped since last pass (good, leave these)</w:t>
       </w:r>
     </w:p>
     <w:p>
@@ -49,7 +49,7 @@
         <w:pStyle w:val="ListBullet"/>
       </w:pPr>
       <w:r>
-        <w:t>Frank's testimonial is in, with a real, attributed result: "Fifteen years online with zero leads. Three enquiries in his first month." (Search Console + GA4 noted — honest.)</w:t>
+        <w:t>Frank's testimonial is in, with a real, attributed result: "Fifteen years online with zero leads. Three enquiries in his first month." (Search Console + GA4 noted, honest.)</w:t>
       </w:r>
     </w:p>
     <w:p>
@@ -73,7 +73,7 @@
         <w:pStyle w:val="Heading1"/>
       </w:pPr>
       <w:r>
-        <w:t>Part A — Copywriting pass</w:t>
+        <w:t>Part A, Copywriting pass</w:t>
       </w:r>
     </w:p>
     <w:p>
@@ -117,7 +117,7 @@
         <w:t xml:space="preserve">Rewrite:  </w:t>
       </w:r>
       <w:r>
-        <w:t>Get found by local customers — and chosen before the competitor down the street. Live in 24 hours.</w:t>
+        <w:t>Get found by local customers, and chosen before the competitor down the street. Live in 24 hours.</w:t>
       </w:r>
     </w:p>
     <w:p>
@@ -129,7 +129,7 @@
         <w:t xml:space="preserve">Why:  </w:t>
       </w:r>
       <w:r>
-        <w:t>Specificity over vagueness. The current H1 is benefit-led but could belong to any local marketing agency; it dropped the two things that made the old hero unmistakably you — the 24-hour speed and the 80%-less price. Pull one concrete element back into the headline (timeframe), and make the rival concrete ("down the street").</w:t>
+        <w:t>Specificity over vagueness. The current H1 is benefit-led but could belong to any local marketing agency; it dropped the two things that made the old hero unmistakably you, the 24-hour speed and the 80%-less price. Pull one concrete element back into the headline (timeframe), and make the rival concrete ("down the street").</w:t>
       </w:r>
     </w:p>
     <w:p>
@@ -142,7 +142,7 @@
         <w:pStyle w:val="ListBullet"/>
       </w:pPr>
       <w:r>
-        <w:t>A — "Get found on Google and chosen by local customers — your site live in 24 hours."</w:t>
+        <w:t>A, "Get found on Google and chosen by local customers, your site live in 24 hours."</w:t>
       </w:r>
     </w:p>
     <w:p>
@@ -150,7 +150,7 @@
         <w:pStyle w:val="ListBullet"/>
       </w:pPr>
       <w:r>
-        <w:t>B — "The website an agency charges $5,000 for. Found-first, live in 24 hours, from $99/month."</w:t>
+        <w:t>B, "The website an agency charges $5,000 for. Found-first, live in 24 hours, from $99/month."</w:t>
       </w:r>
     </w:p>
     <w:p>
@@ -158,7 +158,7 @@
         <w:pStyle w:val="ListBullet"/>
       </w:pPr>
       <w:r>
-        <w:t>C — "See your new website before you pay a cent — live in 24 hours." (leads with the free-preview hook)</w:t>
+        <w:t>C, "See your new website before you pay a cent, live in 24 hours." (leads with the free-preview hook)</w:t>
       </w:r>
     </w:p>
     <w:p>
@@ -175,7 +175,7 @@
           <w:b/>
           <w:color w:val="B00000"/>
         </w:rPr>
-        <w:t>⚑ The button label isn't in the page text I can read — confirm it. If it's generic ("Get started" / "Request a website"), change it.</w:t>
+        <w:t>⚑ The button label isn't in the page text I can read, confirm it. If it's generic ("Get started" / "Request a website"), change it.</w:t>
       </w:r>
     </w:p>
     <w:p>
@@ -199,7 +199,7 @@
         <w:t xml:space="preserve">Why:  </w:t>
       </w:r>
       <w:r>
-        <w:t>CTA formula = action verb + what they get. Your strongest, lowest-risk asset is "a free preview, no commitment" — put that value in the button itself, not just in the paragraph above it.</w:t>
+        <w:t>CTA formula = action verb + what they get. Your strongest, lowest-risk asset is "a free preview, no commitment", put that value in the button itself, not just in the paragraph above it.</w:t>
       </w:r>
     </w:p>
     <w:p>
@@ -207,7 +207,7 @@
         <w:pStyle w:val="Heading2"/>
       </w:pPr>
       <w:r>
-        <w:t>3. About-Matt — close on a weak verb</w:t>
+        <w:t>3. About-Matt, close on a weak verb</w:t>
       </w:r>
     </w:p>
     <w:p>
@@ -234,7 +234,7 @@
         <w:t xml:space="preserve">Rewrite:  </w:t>
       </w:r>
       <w:r>
-        <w:t>See a free preview of your site — no commitment.</w:t>
+        <w:t>See a free preview of your site, no commitment.</w:t>
       </w:r>
     </w:p>
     <w:p>
@@ -251,7 +251,7 @@
     </w:p>
     <w:p>
       <w:r>
-        <w:t>Also: the block is strong but runs long, and the tagline "Agency results, a fraction of the price" appears twice on the page. Keep it once (as a divider) and cut the duplicate — one idea per section.</w:t>
+        <w:t>Also: the block is strong but runs long, and the tagline "Agency results, a fraction of the price" appears twice on the page. Keep it once (as a divider) and cut the duplicate, one idea per section.</w:t>
       </w:r>
     </w:p>
     <w:p>
@@ -286,7 +286,7 @@
         <w:t xml:space="preserve">Rewrite:  </w:t>
       </w:r>
       <w:r>
-        <w:t>Everything agencies sell you separately — website, SEO, social, reviews — in one monthly price from $99.</w:t>
+        <w:t>Everything agencies sell you separately, website, SEO, social, reviews, in one monthly price from $99.</w:t>
       </w:r>
     </w:p>
     <w:p>
@@ -306,7 +306,7 @@
         <w:pStyle w:val="Heading2"/>
       </w:pPr>
       <w:r>
-        <w:t>5. Frank's testimonial — one consistency check</w:t>
+        <w:t>5. Frank's testimonial, one consistency check</w:t>
       </w:r>
     </w:p>
     <w:p>
@@ -327,7 +327,7 @@
         <w:t xml:space="preserve">Why:  </w:t>
       </w:r>
       <w:r>
-        <w:t>Honest/consistent detail. The testimonial itself is excellent — before state, action, specific result, timeframe, emotion ("completely painless"). Don't touch the words; just reconcile the label.</w:t>
+        <w:t>Honest/consistent detail. The testimonial itself is excellent, before state, action, specific result, timeframe, emotion ("completely painless"). Don't touch the words; just reconcile the label.</w:t>
       </w:r>
     </w:p>
     <w:p>
@@ -340,7 +340,7 @@
     </w:p>
     <w:p>
       <w:r>
-        <w:t>All three now carry the guarantee line in the CTA — good — but they're otherwise a full step behind the homepage: no testimonial, no founder block, no proof. A visitor landing on /web-design-niagara/ from search sees a weaker, less credible page than the homepage.</w:t>
+        <w:t>All three now carry the guarantee line in the CTA, good, but they're otherwise a full step behind the homepage: no testimonial, no founder block, no proof. A visitor landing on /web-design-niagara/ from search sees a weaker, less credible page than the homepage.</w:t>
       </w:r>
     </w:p>
     <w:p>
@@ -373,7 +373,7 @@
           <w:b/>
           <w:color w:val="B00000"/>
         </w:rPr>
-        <w:t>⚑ One-Page page: confirm the hero H1. If it's "When a one-page website works well," that's a weak, non-keyword H1 for "one-page websites" search intent — lead with "One-page websites that make the next step obvious" instead.</w:t>
+        <w:t>⚑ One-Page page: confirm the hero H1. If it's "When a one-page website works well," that's a weak, non-keyword H1 for "one-page websites" search intent, lead with "One-page websites that make the next step obvious" instead.</w:t>
       </w:r>
     </w:p>
     <w:p>
@@ -381,7 +381,7 @@
         <w:pStyle w:val="Heading1"/>
       </w:pPr>
       <w:r>
-        <w:t>Part B — CRO pass</w:t>
+        <w:t>Part B, CRO pass</w:t>
       </w:r>
     </w:p>
     <w:p>
@@ -403,7 +403,7 @@
     </w:p>
     <w:p>
       <w:r>
-        <w:t>Clear within 5 seconds: yes — "get found and chosen," published prices, 24h, guarantee. Strong. The only lift is the headline-specificity tweak in Part A. Value prop clarity is no longer the bottleneck; trust depth and the path to action are.</w:t>
+        <w:t>Clear within 5 seconds: yes, "get found and chosen," published prices, 24h, guarantee. Strong. The only lift is the headline-specificity tweak in Part A. Value prop clarity is no longer the bottleneck; trust depth and the path to action are.</w:t>
       </w:r>
     </w:p>
     <w:p>
@@ -427,7 +427,7 @@
         <w:pStyle w:val="ListBullet"/>
       </w:pPr>
       <w:r>
-        <w:t>Repeat the primary CTA at each decision point — after the comparison table, after Frank's testimonial, after About, and after pricing. Long pages lose people between CTAs.</w:t>
+        <w:t>Repeat the primary CTA at each decision point, after the comparison table, after Frank's testimonial, after About, and after pricing. Long pages lose people between CTAs.</w:t>
       </w:r>
     </w:p>
     <w:p>
@@ -443,7 +443,7 @@
         <w:pStyle w:val="ListBullet"/>
       </w:pPr>
       <w:r>
-        <w:t>Add Google review stars + count near the hero as soon as you have 5–10 (you have a strong client in Frank — ask him first).</w:t>
+        <w:t>Add Google review stars + count near the hero as soon as you have 5–10 (you have a strong client in Frank, ask him first).</w:t>
       </w:r>
     </w:p>
     <w:p>
@@ -459,7 +459,7 @@
         <w:pStyle w:val="ListBullet"/>
       </w:pPr>
       <w:r>
-        <w:t>Add image alt text (flagged: no_image_alt) — accessibility + local image SEO.</w:t>
+        <w:t>Add image alt text (flagged: no_image_alt), accessibility + local image SEO.</w:t>
       </w:r>
     </w:p>
     <w:p>
@@ -475,7 +475,7 @@
         <w:pStyle w:val="ListBullet"/>
       </w:pPr>
       <w:r>
-        <w:t>Add an instant booking option beside the form — "Book a 15-min call" (Cal.com). Right now even your highest-intent visitor has to wait for a reply; a competitor (Cool Koala) lets them book on the spot.</w:t>
+        <w:t>Add an instant booking option beside the form, "Book a 15-min call" (Cal.com). Right now even your highest-intent visitor has to wait for a reply; a competitor (Cool Koala) lets them book on the spot.</w:t>
       </w:r>
     </w:p>
     <w:p>
@@ -491,7 +491,7 @@
         <w:pStyle w:val="ListBullet"/>
       </w:pPr>
       <w:r>
-        <w:t>Add a short homepage FAQ to handle the live objections: "What do you need from me?", "Is a 24-hour site any good?", "Can I cancel?", "Do I own it?" The answers exist across the page — concentrating them removes hesitation before the CTA.</w:t>
+        <w:t>Add a short homepage FAQ to handle the live objections: "What do you need from me?", "Is a 24-hour site any good?", "Can I cancel?", "Do I own it?" The answers exist across the page, concentrating them removes hesitation before the CTA.</w:t>
       </w:r>
     </w:p>
     <w:p>
@@ -515,7 +515,7 @@
         <w:pStyle w:val="ListBullet"/>
       </w:pPr>
       <w:r>
-        <w:t>You've gone from zero proof to one strong, attributed testimonial + founder track record — the single biggest gap from the last audit is now half-closed.</w:t>
+        <w:t>You've gone from zero proof to one strong, attributed testimonial + founder track record, the single biggest gap from the last audit is now half-closed.</w:t>
       </w:r>
     </w:p>
     <w:p>
@@ -523,7 +523,7 @@
         <w:pStyle w:val="ListBullet"/>
       </w:pPr>
       <w:r>
-        <w:t>Next: review stars (none yet), and a second proof point as prototypes convert. A simple "1 happy client, more on the way" honesty beats fake volume — but get those Google reviews flowing.</w:t>
+        <w:t>Next: review stars (none yet), and a second proof point as prototypes convert. A simple "1 happy client, more on the way" honesty beats fake volume, but get those Google reviews flowing.</w:t>
       </w:r>
     </w:p>
     <w:p>
@@ -547,7 +547,7 @@
         <w:pStyle w:val="ListBullet"/>
       </w:pPr>
       <w:r>
-        <w:t>Gap: the "is AI-built / 24-hour quality real?" doubt isn't addressed head-on. The FAQ above is where to answer it — lean on the named mechanism and Frank's result.</w:t>
+        <w:t>Gap: the "is AI-built / 24-hour quality real?" doubt isn't addressed head-on. The FAQ above is where to answer it, lean on the named mechanism and Frank's result.</w:t>
       </w:r>
     </w:p>
     <w:p>
@@ -571,7 +571,7 @@
         <w:pStyle w:val="ListBullet"/>
       </w:pPr>
       <w:r>
-        <w:t>Form-only is the main friction — add the booking option (above).</w:t>
+        <w:t>Form-only is the main friction, add the booking option (above).</w:t>
       </w:r>
     </w:p>
     <w:p>
@@ -579,7 +579,7 @@
         <w:pStyle w:val="ListBullet"/>
       </w:pPr>
       <w:r>
-        <w:t>Technical: title-too-long, no image alt, low content rate (improving — now ~847 words), and render-blocking CSS are all flagged. Confirm GA4/Hotjar actually fire before running any test below.</w:t>
+        <w:t>Technical: title-too-long, no image alt, low content rate (improving, now ~847 words), and render-blocking CSS are all flagged. Confirm GA4/Hotjar actually fire before running any test below.</w:t>
       </w:r>
     </w:p>
     <w:p>
@@ -635,7 +635,7 @@
         <w:pStyle w:val="Heading1"/>
       </w:pPr>
       <w:r>
-        <w:t>Part C — Priority order</w:t>
+        <w:t>Part C, Priority order</w:t>
       </w:r>
     </w:p>
     <w:p>
